--- a/Ch1/Ch1_Glossary.docx
+++ b/Ch1/Ch1_Glossary.docx
@@ -238,30 +238,12 @@
       </w:r>
     </w:p>
     <w:p>
-      <w:proofErr w:type="spellStart"/>
-      <w:proofErr w:type="gramStart"/>
-      <w:r>
-        <w:rPr>
-          <w:b/>
-          <w:bCs/>
-        </w:rPr>
-        <w:t>sizeof</w:t>
-      </w:r>
-      <w:proofErr w:type="spellEnd"/>
-      <w:r>
-        <w:rPr>
-          <w:b/>
-          <w:bCs/>
-        </w:rPr>
-        <w:t>(</w:t>
-      </w:r>
-      <w:proofErr w:type="gramEnd"/>
-      <w:r>
-        <w:rPr>
-          <w:b/>
-          <w:bCs/>
-        </w:rPr>
-        <w:t>)</w:t>
+      <w:r>
+        <w:rPr>
+          <w:b/>
+          <w:bCs/>
+        </w:rPr>
+        <w:t>sizeof()</w:t>
       </w:r>
       <w:r>
         <w:t xml:space="preserve"> – Operator that returns the memory size (in bytes) of a data type or variable.</w:t>
@@ -279,7 +261,56 @@
         <w:t xml:space="preserve"> – Defining new types in .h files for reuse and portability across systems.</w:t>
       </w:r>
     </w:p>
-    <w:p/>
+    <w:p>
+      <w:r>
+        <w:rPr>
+          <w:noProof/>
+        </w:rPr>
+        <w:drawing>
+          <wp:inline distT="0" distB="0" distL="0" distR="0" wp14:anchorId="77803CD4" wp14:editId="0DAA75F3">
+            <wp:extent cx="2340610" cy="2063115"/>
+            <wp:effectExtent l="0" t="0" r="2540" b="0"/>
+            <wp:docPr id="1644064896" name="Picture 1"/>
+            <wp:cNvGraphicFramePr>
+              <a:graphicFrameLocks xmlns:a="http://schemas.openxmlformats.org/drawingml/2006/main" noChangeAspect="1"/>
+            </wp:cNvGraphicFramePr>
+            <a:graphic xmlns:a="http://schemas.openxmlformats.org/drawingml/2006/main">
+              <a:graphicData uri="http://schemas.openxmlformats.org/drawingml/2006/picture">
+                <pic:pic xmlns:pic="http://schemas.openxmlformats.org/drawingml/2006/picture">
+                  <pic:nvPicPr>
+                    <pic:cNvPr id="1644064896" name="Picture 1"/>
+                    <pic:cNvPicPr>
+                      <a:picLocks noChangeAspect="1"/>
+                    </pic:cNvPicPr>
+                  </pic:nvPicPr>
+                  <pic:blipFill>
+                    <a:blip r:embed="rId4">
+                      <a:extLst>
+                        <a:ext uri="{28A0092B-C50C-407E-A947-70E740481C1C}">
+                          <a14:useLocalDpi xmlns:a14="http://schemas.microsoft.com/office/drawing/2010/main" val="0"/>
+                        </a:ext>
+                      </a:extLst>
+                    </a:blip>
+                    <a:stretch>
+                      <a:fillRect/>
+                    </a:stretch>
+                  </pic:blipFill>
+                  <pic:spPr>
+                    <a:xfrm>
+                      <a:off x="0" y="0"/>
+                      <a:ext cx="2340610" cy="2063115"/>
+                    </a:xfrm>
+                    <a:prstGeom prst="rect">
+                      <a:avLst/>
+                    </a:prstGeom>
+                  </pic:spPr>
+                </pic:pic>
+              </a:graphicData>
+            </a:graphic>
+          </wp:inline>
+        </w:drawing>
+      </w:r>
+    </w:p>
     <w:sectPr>
       <w:pgSz w:w="11906" w:h="16838"/>
       <w:pgMar w:top="1417" w:right="1417" w:bottom="1417" w:left="1417" w:header="708" w:footer="708" w:gutter="0"/>
